--- a/knowledge-base/Ravi_Verma_Resume.docx
+++ b/knowledge-base/Ravi_Verma_Resume.docx
@@ -338,7 +338,23 @@
           <w:sz w:val="20"/>
           <w:szCs w:val="20"/>
         </w:rPr>
-        <w:t>: OpenTelemetry, Application Insights, Azure Monitor, Custom Metrics</w:t>
+        <w:t xml:space="preserve">: </w:t>
+      </w:r>
+      <w:proofErr w:type="spellStart"/>
+      <w:r>
+        <w:rPr>
+          <w:sz w:val="20"/>
+          <w:szCs w:val="20"/>
+        </w:rPr>
+        <w:t>OpenTelemetry</w:t>
+      </w:r>
+      <w:proofErr w:type="spellEnd"/>
+      <w:r>
+        <w:rPr>
+          <w:sz w:val="20"/>
+          <w:szCs w:val="20"/>
+        </w:rPr>
+        <w:t>, Application Insights, Azure Monitor, Custom Metrics</w:t>
       </w:r>
     </w:p>
     <w:p>
@@ -370,7 +386,55 @@
           <w:sz w:val="20"/>
           <w:szCs w:val="20"/>
         </w:rPr>
-        <w:t xml:space="preserve"> xUnit, NUnit, Moq, Unit Testing</w:t>
+        <w:t xml:space="preserve"> </w:t>
+      </w:r>
+      <w:proofErr w:type="spellStart"/>
+      <w:r>
+        <w:rPr>
+          <w:sz w:val="20"/>
+          <w:szCs w:val="20"/>
+        </w:rPr>
+        <w:t>xUnit</w:t>
+      </w:r>
+      <w:proofErr w:type="spellEnd"/>
+      <w:r>
+        <w:rPr>
+          <w:sz w:val="20"/>
+          <w:szCs w:val="20"/>
+        </w:rPr>
+        <w:t xml:space="preserve">, </w:t>
+      </w:r>
+      <w:proofErr w:type="spellStart"/>
+      <w:r>
+        <w:rPr>
+          <w:sz w:val="20"/>
+          <w:szCs w:val="20"/>
+        </w:rPr>
+        <w:t>NUnit</w:t>
+      </w:r>
+      <w:proofErr w:type="spellEnd"/>
+      <w:r>
+        <w:rPr>
+          <w:sz w:val="20"/>
+          <w:szCs w:val="20"/>
+        </w:rPr>
+        <w:t xml:space="preserve">, </w:t>
+      </w:r>
+      <w:proofErr w:type="spellStart"/>
+      <w:r>
+        <w:rPr>
+          <w:sz w:val="20"/>
+          <w:szCs w:val="20"/>
+        </w:rPr>
+        <w:t>Moq</w:t>
+      </w:r>
+      <w:proofErr w:type="spellEnd"/>
+      <w:r>
+        <w:rPr>
+          <w:sz w:val="20"/>
+          <w:szCs w:val="20"/>
+        </w:rPr>
+        <w:t>, Unit Testing</w:t>
       </w:r>
     </w:p>
     <w:p>
@@ -840,15 +904,57 @@
         </w:rPr>
         <w:t xml:space="preserve">Developed comprehensive unit test suites using </w:t>
       </w:r>
-      <w:r>
-        <w:rPr>
-          <w:b/>
-          <w:bCs/>
-          <w:sz w:val="20"/>
-          <w:szCs w:val="20"/>
-        </w:rPr>
-        <w:t>xUnit, NUnit, and Moq</w:t>
-      </w:r>
+      <w:proofErr w:type="spellStart"/>
+      <w:r>
+        <w:rPr>
+          <w:b/>
+          <w:bCs/>
+          <w:sz w:val="20"/>
+          <w:szCs w:val="20"/>
+        </w:rPr>
+        <w:t>xUnit</w:t>
+      </w:r>
+      <w:proofErr w:type="spellEnd"/>
+      <w:r>
+        <w:rPr>
+          <w:b/>
+          <w:bCs/>
+          <w:sz w:val="20"/>
+          <w:szCs w:val="20"/>
+        </w:rPr>
+        <w:t xml:space="preserve">, </w:t>
+      </w:r>
+      <w:proofErr w:type="spellStart"/>
+      <w:r>
+        <w:rPr>
+          <w:b/>
+          <w:bCs/>
+          <w:sz w:val="20"/>
+          <w:szCs w:val="20"/>
+        </w:rPr>
+        <w:t>NUnit</w:t>
+      </w:r>
+      <w:proofErr w:type="spellEnd"/>
+      <w:r>
+        <w:rPr>
+          <w:b/>
+          <w:bCs/>
+          <w:sz w:val="20"/>
+          <w:szCs w:val="20"/>
+        </w:rPr>
+        <w:t xml:space="preserve">, and </w:t>
+      </w:r>
+      <w:proofErr w:type="spellStart"/>
+      <w:r>
+        <w:rPr>
+          <w:b/>
+          <w:bCs/>
+          <w:sz w:val="20"/>
+          <w:szCs w:val="20"/>
+        </w:rPr>
+        <w:t>Moq</w:t>
+      </w:r>
+      <w:proofErr w:type="spellEnd"/>
       <w:r>
         <w:rPr>
           <w:sz w:val="20"/>
@@ -1047,8 +1153,17 @@
           <w:sz w:val="20"/>
           <w:szCs w:val="20"/>
         </w:rPr>
-        <w:t>| Azure OpenAI, Streamlit</w:t>
-      </w:r>
+        <w:t xml:space="preserve">| Azure OpenAI, </w:t>
+      </w:r>
+      <w:proofErr w:type="spellStart"/>
+      <w:r>
+        <w:rPr>
+          <w:sz w:val="20"/>
+          <w:szCs w:val="20"/>
+        </w:rPr>
+        <w:t>Streamlit</w:t>
+      </w:r>
+      <w:proofErr w:type="spellEnd"/>
     </w:p>
     <w:p>
       <w:pPr>
@@ -1067,7 +1182,23 @@
           <w:sz w:val="20"/>
           <w:szCs w:val="20"/>
         </w:rPr>
-        <w:t xml:space="preserve">Developed and deployed a conversational AI assistant using Azure OpenAI and Streamlit to provide interactive responses about professional experience, technical skills, certifications, and projects. </w:t>
+        <w:t xml:space="preserve">Developed and deployed a conversational AI assistant using Azure OpenAI and </w:t>
+      </w:r>
+      <w:proofErr w:type="spellStart"/>
+      <w:r>
+        <w:rPr>
+          <w:sz w:val="20"/>
+          <w:szCs w:val="20"/>
+        </w:rPr>
+        <w:t>Streamlit</w:t>
+      </w:r>
+      <w:proofErr w:type="spellEnd"/>
+      <w:r>
+        <w:rPr>
+          <w:sz w:val="20"/>
+          <w:szCs w:val="20"/>
+        </w:rPr>
+        <w:t xml:space="preserve"> to provide interactive responses about professional experience, technical skills, certifications, and projects. </w:t>
       </w:r>
     </w:p>
     <w:p>
@@ -1192,7 +1323,31 @@
             <w:lang w:eastAsia="en-US"/>
             <w14:ligatures w14:val="standardContextual"/>
           </w:rPr>
-          <w:t>here</w:t>
+          <w:t>he</w:t>
+        </w:r>
+        <w:r>
+          <w:rPr>
+            <w:rStyle w:val="Hyperlink"/>
+            <w:rFonts w:asciiTheme="minorHAnsi" w:eastAsiaTheme="minorHAnsi" w:hAnsiTheme="minorHAnsi" w:cstheme="minorBidi"/>
+            <w:kern w:val="2"/>
+            <w:sz w:val="20"/>
+            <w:szCs w:val="20"/>
+            <w:lang w:eastAsia="en-US"/>
+            <w14:ligatures w14:val="standardContextual"/>
+          </w:rPr>
+          <w:t>r</w:t>
+        </w:r>
+        <w:r>
+          <w:rPr>
+            <w:rStyle w:val="Hyperlink"/>
+            <w:rFonts w:asciiTheme="minorHAnsi" w:eastAsiaTheme="minorHAnsi" w:hAnsiTheme="minorHAnsi" w:cstheme="minorBidi"/>
+            <w:kern w:val="2"/>
+            <w:sz w:val="20"/>
+            <w:szCs w:val="20"/>
+            <w:lang w:eastAsia="en-US"/>
+            <w14:ligatures w14:val="standardContextual"/>
+          </w:rPr>
+          <w:t>e</w:t>
         </w:r>
       </w:hyperlink>
     </w:p>
@@ -4509,6 +4664,7 @@
   <w:style w:type="character" w:default="1" w:styleId="DefaultParagraphFont">
     <w:name w:val="Default Paragraph Font"/>
     <w:uiPriority w:val="1"/>
+    <w:semiHidden/>
     <w:unhideWhenUsed/>
   </w:style>
   <w:style w:type="table" w:default="1" w:styleId="TableNormal">

--- a/knowledge-base/Ravi_Verma_Resume.docx
+++ b/knowledge-base/Ravi_Verma_Resume.docx
@@ -5,13 +5,16 @@
     <w:p>
       <w:pPr>
         <w:jc w:val="center"/>
+      </w:pPr>
+      <w:r>
         <w:rPr>
           <w:b/>
           <w:bCs/>
           <w:sz w:val="28"/>
           <w:szCs w:val="28"/>
         </w:rPr>
-      </w:pPr>
+        <w:t>Ravi Verma</w:t>
+      </w:r>
       <w:r>
         <w:rPr>
           <w:b/>
@@ -19,13 +22,20 @@
           <w:sz w:val="28"/>
           <w:szCs w:val="28"/>
         </w:rPr>
-        <w:t>Ravi Verma</w:t>
-      </w:r>
-    </w:p>
-    <w:p>
-      <w:pPr>
-        <w:jc w:val="center"/>
-      </w:pPr>
+        <w:br/>
+      </w:r>
+      <w:r>
+        <w:t xml:space="preserve">Azure .NET Developer | </w:t>
+      </w:r>
+      <w:r>
+        <w:t>Microsoft Azure</w:t>
+      </w:r>
+      <w:r>
+        <w:t xml:space="preserve"> | Generative AI</w:t>
+      </w:r>
+      <w:r>
+        <w:br/>
+      </w:r>
       <w:r>
         <w:rPr>
           <w:rFonts w:ascii="Segoe UI Emoji" w:hAnsi="Segoe UI Emoji" w:cs="Segoe UI Emoji"/>
@@ -73,8 +83,25 @@
         </w:r>
       </w:hyperlink>
       <w:r>
-        <w:br/>
-      </w:r>
+        <w:t xml:space="preserve"> | </w:t>
+      </w:r>
+      <w:r>
+        <w:rPr>
+          <w:rFonts w:ascii="Segoe UI Emoji" w:hAnsi="Segoe UI Emoji" w:cs="Segoe UI Emoji"/>
+        </w:rPr>
+        <w:t>💻</w:t>
+      </w:r>
+      <w:r>
+        <w:t xml:space="preserve"> </w:t>
+      </w:r>
+      <w:hyperlink r:id="rId8" w:history="1">
+        <w:r>
+          <w:rPr>
+            <w:rStyle w:val="Hyperlink"/>
+          </w:rPr>
+          <w:t>GitHub</w:t>
+        </w:r>
+      </w:hyperlink>
     </w:p>
     <w:p>
       <w:pPr>
@@ -88,6 +115,13 @@
           <w:b/>
           <w:bCs/>
         </w:rPr>
+        <w:br/>
+      </w:r>
+      <w:r>
+        <w:rPr>
+          <w:b/>
+          <w:bCs/>
+        </w:rPr>
         <w:t>PROFESSIONAL SUMMARY</w:t>
       </w:r>
       <w:r>
@@ -110,30 +144,37 @@
           <w:sz w:val="20"/>
           <w:szCs w:val="20"/>
         </w:rPr>
-        <w:t>Azure .NET Developer with 5.5+ years of experience designing, developing, and supporting cloud-native applications using .NET Core and Microsoft Azure. Skilled in microservices, RESTful APIs, Azure integration services, event-driven architectures, and DevOps practices, with a strong track record of delivering scalable, secure, and production-ready solutions</w:t>
-      </w:r>
-      <w:r>
-        <w:rPr>
-          <w:sz w:val="20"/>
-          <w:szCs w:val="20"/>
-        </w:rPr>
-        <w:t>.</w:t>
+        <w:t xml:space="preserve">Azure .NET Developer with </w:t>
+      </w:r>
+      <w:r>
+        <w:rPr>
+          <w:b/>
+          <w:bCs/>
+          <w:sz w:val="20"/>
+          <w:szCs w:val="20"/>
+        </w:rPr>
+        <w:t>5.5+ years</w:t>
+      </w:r>
+      <w:r>
+        <w:rPr>
+          <w:sz w:val="20"/>
+          <w:szCs w:val="20"/>
+        </w:rPr>
+        <w:t xml:space="preserve"> of experience designing, developing, and supporting cloud-native applications using .NET Core and Microsoft Azure. Experienced in building scalable microservices, RESTful APIs, Azure integration solutions, and event-driven architectures across logistics, retail, healthcare, and utilities domains. Microsoft Certified Azure Developer with hands-on experience in Azure OpenAI, Azure AI Search, and Retrieval-Augmented Generation (RAG), combining modern cloud engineering with Generative AI solutions.</w:t>
+      </w:r>
+      <w:r>
+        <w:rPr>
+          <w:sz w:val="20"/>
+          <w:szCs w:val="20"/>
+        </w:rPr>
+        <w:br/>
       </w:r>
     </w:p>
     <w:p>
       <w:pPr>
-        <w:spacing w:after="0"/>
-        <w:rPr>
-          <w:b/>
-          <w:bCs/>
-        </w:rPr>
-      </w:pPr>
-    </w:p>
-    <w:p>
-      <w:pPr>
-        <w:rPr>
-          <w:b/>
-          <w:bCs/>
+        <w:rPr>
+          <w:sz w:val="20"/>
+          <w:szCs w:val="20"/>
         </w:rPr>
       </w:pPr>
       <w:r>
@@ -173,14 +214,41 @@
           <w:sz w:val="20"/>
           <w:szCs w:val="20"/>
         </w:rPr>
-        <w:t xml:space="preserve">Programming &amp; Databases: </w:t>
-      </w:r>
-      <w:r>
-        <w:rPr>
-          <w:sz w:val="20"/>
-          <w:szCs w:val="20"/>
-        </w:rPr>
-        <w:t xml:space="preserve">C#, SQL, HTML, CSS </w:t>
+        <w:t>Languages</w:t>
+      </w:r>
+      <w:r>
+        <w:rPr>
+          <w:b/>
+          <w:bCs/>
+          <w:sz w:val="20"/>
+          <w:szCs w:val="20"/>
+        </w:rPr>
+        <w:t xml:space="preserve"> and </w:t>
+      </w:r>
+      <w:r>
+        <w:rPr>
+          <w:b/>
+          <w:bCs/>
+          <w:sz w:val="20"/>
+          <w:szCs w:val="20"/>
+        </w:rPr>
+        <w:t>D</w:t>
+      </w:r>
+      <w:r>
+        <w:rPr>
+          <w:b/>
+          <w:bCs/>
+          <w:sz w:val="20"/>
+          <w:szCs w:val="20"/>
+        </w:rPr>
+        <w:t>atabases</w:t>
+      </w:r>
+      <w:r>
+        <w:rPr>
+          <w:sz w:val="20"/>
+          <w:szCs w:val="20"/>
+        </w:rPr>
+        <w:t>: C#, SQL, HTML, CSS</w:t>
       </w:r>
     </w:p>
     <w:p>
@@ -205,14 +273,23 @@
           <w:sz w:val="20"/>
           <w:szCs w:val="20"/>
         </w:rPr>
-        <w:t xml:space="preserve">.NET Technologies: </w:t>
-      </w:r>
-      <w:r>
-        <w:rPr>
-          <w:sz w:val="20"/>
-          <w:szCs w:val="20"/>
-        </w:rPr>
-        <w:t xml:space="preserve">.NET Core (.NET 6, .NET 8), ASP.NET Core, Web API, Minimal APIs, MVC, Blazor, Entity Framework Core </w:t>
+        <w:t>.NET</w:t>
+      </w:r>
+      <w:r>
+        <w:rPr>
+          <w:b/>
+          <w:bCs/>
+          <w:sz w:val="20"/>
+          <w:szCs w:val="20"/>
+        </w:rPr>
+        <w:t xml:space="preserve"> Technologies</w:t>
+      </w:r>
+      <w:r>
+        <w:rPr>
+          <w:sz w:val="20"/>
+          <w:szCs w:val="20"/>
+        </w:rPr>
+        <w:t>: .NET Core, ASP.NET Core, MVC, Minimal APIs, Blazor, EF Core</w:t>
       </w:r>
     </w:p>
     <w:p>
@@ -237,44 +314,14 @@
           <w:sz w:val="20"/>
           <w:szCs w:val="20"/>
         </w:rPr>
-        <w:t xml:space="preserve">Cloud &amp; Azure Services: </w:t>
-      </w:r>
-      <w:r>
-        <w:rPr>
-          <w:sz w:val="20"/>
-          <w:szCs w:val="20"/>
-        </w:rPr>
-        <w:t>Azure PaaS Services</w:t>
-      </w:r>
-      <w:r>
-        <w:rPr>
-          <w:b/>
-          <w:bCs/>
-          <w:sz w:val="20"/>
-          <w:szCs w:val="20"/>
-        </w:rPr>
-        <w:t xml:space="preserve"> (</w:t>
-      </w:r>
-      <w:r>
-        <w:rPr>
-          <w:sz w:val="20"/>
-          <w:szCs w:val="20"/>
-        </w:rPr>
-        <w:t>Functions, Service Bus, Event Hub, Logic Apps, API Management, Key Vault, Storage Accounts, Application Insights, Azure Monitor &amp; Alerts</w:t>
-      </w:r>
-      <w:r>
-        <w:rPr>
-          <w:sz w:val="20"/>
-          <w:szCs w:val="20"/>
-        </w:rPr>
-        <w:t>)</w:t>
-      </w:r>
-      <w:r>
-        <w:rPr>
-          <w:sz w:val="20"/>
-          <w:szCs w:val="20"/>
-        </w:rPr>
-        <w:t xml:space="preserve"> </w:t>
+        <w:t>Azure</w:t>
+      </w:r>
+      <w:r>
+        <w:rPr>
+          <w:sz w:val="20"/>
+          <w:szCs w:val="20"/>
+        </w:rPr>
+        <w:t>: Functions, Service Bus, Event Hub, APIM, Logic Apps, Key Vault, Storage, App Insights</w:t>
       </w:r>
     </w:p>
     <w:p>
@@ -284,29 +331,26 @@
           <w:ilvl w:val="0"/>
           <w:numId w:val="16"/>
         </w:numPr>
-        <w:tabs>
-          <w:tab w:val="num" w:pos="720"/>
-        </w:tabs>
-        <w:rPr>
-          <w:sz w:val="20"/>
-          <w:szCs w:val="20"/>
-        </w:rPr>
-      </w:pPr>
-      <w:r>
-        <w:rPr>
-          <w:b/>
-          <w:bCs/>
-          <w:sz w:val="20"/>
-          <w:szCs w:val="20"/>
-        </w:rPr>
-        <w:t>Architecture &amp; Integration:</w:t>
-      </w:r>
-      <w:r>
-        <w:rPr>
-          <w:sz w:val="20"/>
-          <w:szCs w:val="20"/>
-        </w:rPr>
-        <w:t xml:space="preserve"> Microservices, RESTful APIs, Event-Driven Architecture, Distributed Systems, Messaging Patterns</w:t>
+        <w:rPr>
+          <w:sz w:val="20"/>
+          <w:szCs w:val="20"/>
+        </w:rPr>
+      </w:pPr>
+      <w:r>
+        <w:rPr>
+          <w:b/>
+          <w:bCs/>
+          <w:sz w:val="20"/>
+          <w:szCs w:val="20"/>
+        </w:rPr>
+        <w:t>Architecture</w:t>
+      </w:r>
+      <w:r>
+        <w:rPr>
+          <w:sz w:val="20"/>
+          <w:szCs w:val="20"/>
+        </w:rPr>
+        <w:t>: Microservices, REST APIs, Event-Driven Architecture, Distributed Systems</w:t>
       </w:r>
     </w:p>
     <w:p>
@@ -316,45 +360,43 @@
           <w:ilvl w:val="0"/>
           <w:numId w:val="16"/>
         </w:numPr>
-        <w:tabs>
-          <w:tab w:val="num" w:pos="720"/>
-        </w:tabs>
-        <w:rPr>
-          <w:sz w:val="20"/>
-          <w:szCs w:val="20"/>
-        </w:rPr>
-      </w:pPr>
-      <w:r>
-        <w:rPr>
-          <w:b/>
-          <w:bCs/>
-          <w:sz w:val="20"/>
-          <w:szCs w:val="20"/>
-        </w:rPr>
-        <w:t>Observability &amp; Monitoring</w:t>
-      </w:r>
-      <w:r>
-        <w:rPr>
-          <w:sz w:val="20"/>
-          <w:szCs w:val="20"/>
-        </w:rPr>
-        <w:t xml:space="preserve">: </w:t>
-      </w:r>
-      <w:proofErr w:type="spellStart"/>
-      <w:r>
-        <w:rPr>
-          <w:sz w:val="20"/>
-          <w:szCs w:val="20"/>
-        </w:rPr>
-        <w:t>OpenTelemetry</w:t>
-      </w:r>
-      <w:proofErr w:type="spellEnd"/>
-      <w:r>
-        <w:rPr>
-          <w:sz w:val="20"/>
-          <w:szCs w:val="20"/>
-        </w:rPr>
-        <w:t>, Application Insights, Azure Monitor, Custom Metrics</w:t>
+        <w:rPr>
+          <w:sz w:val="20"/>
+          <w:szCs w:val="20"/>
+        </w:rPr>
+      </w:pPr>
+      <w:r>
+        <w:rPr>
+          <w:b/>
+          <w:bCs/>
+          <w:sz w:val="20"/>
+          <w:szCs w:val="20"/>
+        </w:rPr>
+        <w:t>AI</w:t>
+      </w:r>
+      <w:r>
+        <w:rPr>
+          <w:sz w:val="20"/>
+          <w:szCs w:val="20"/>
+        </w:rPr>
+        <w:t>: Azure OpenAI, Azure AI Search, RAG, Prompt Engineering, LLM Integration</w:t>
+      </w:r>
+      <w:r>
+        <w:rPr>
+          <w:sz w:val="20"/>
+          <w:szCs w:val="20"/>
+        </w:rPr>
+        <w:t>,</w:t>
+      </w:r>
+      <w:r>
+        <w:t xml:space="preserve"> </w:t>
+      </w:r>
+      <w:r>
+        <w:rPr>
+          <w:sz w:val="20"/>
+          <w:szCs w:val="20"/>
+        </w:rPr>
+        <w:t>Semantic Search</w:t>
       </w:r>
     </w:p>
     <w:p>
@@ -379,62 +421,14 @@
           <w:sz w:val="20"/>
           <w:szCs w:val="20"/>
         </w:rPr>
-        <w:t>Testing &amp; Debugging:</w:t>
-      </w:r>
-      <w:r>
-        <w:rPr>
-          <w:sz w:val="20"/>
-          <w:szCs w:val="20"/>
-        </w:rPr>
-        <w:t xml:space="preserve"> </w:t>
-      </w:r>
-      <w:proofErr w:type="spellStart"/>
-      <w:r>
-        <w:rPr>
-          <w:sz w:val="20"/>
-          <w:szCs w:val="20"/>
-        </w:rPr>
-        <w:t>xUnit</w:t>
-      </w:r>
-      <w:proofErr w:type="spellEnd"/>
-      <w:r>
-        <w:rPr>
-          <w:sz w:val="20"/>
-          <w:szCs w:val="20"/>
-        </w:rPr>
-        <w:t xml:space="preserve">, </w:t>
-      </w:r>
-      <w:proofErr w:type="spellStart"/>
-      <w:r>
-        <w:rPr>
-          <w:sz w:val="20"/>
-          <w:szCs w:val="20"/>
-        </w:rPr>
-        <w:t>NUnit</w:t>
-      </w:r>
-      <w:proofErr w:type="spellEnd"/>
-      <w:r>
-        <w:rPr>
-          <w:sz w:val="20"/>
-          <w:szCs w:val="20"/>
-        </w:rPr>
-        <w:t xml:space="preserve">, </w:t>
-      </w:r>
-      <w:proofErr w:type="spellStart"/>
-      <w:r>
-        <w:rPr>
-          <w:sz w:val="20"/>
-          <w:szCs w:val="20"/>
-        </w:rPr>
-        <w:t>Moq</w:t>
-      </w:r>
-      <w:proofErr w:type="spellEnd"/>
-      <w:r>
-        <w:rPr>
-          <w:sz w:val="20"/>
-          <w:szCs w:val="20"/>
-        </w:rPr>
-        <w:t>, Unit Testing</w:t>
+        <w:t>Tools</w:t>
+      </w:r>
+      <w:r>
+        <w:rPr>
+          <w:sz w:val="20"/>
+          <w:szCs w:val="20"/>
+        </w:rPr>
+        <w:t>: Azure DevOps, Jenkins, Git, GitHub, Visual Studio, VS Code, Postman, ServiceNow</w:t>
       </w:r>
     </w:p>
     <w:p>
@@ -459,20 +453,19 @@
           <w:sz w:val="20"/>
           <w:szCs w:val="20"/>
         </w:rPr>
-        <w:t xml:space="preserve">DevOps &amp; Tools: </w:t>
-      </w:r>
-      <w:r>
-        <w:rPr>
-          <w:sz w:val="20"/>
-          <w:szCs w:val="20"/>
-        </w:rPr>
-        <w:t>Azure DevOps, Jenkins, CI/CD Pipelines, Git / GitHub, Visual Studio, VS Code, Postman, Fiddler,</w:t>
-      </w:r>
-      <w:r>
-        <w:rPr>
-          <w:sz w:val="20"/>
-          <w:szCs w:val="20"/>
-        </w:rPr>
+        <w:t>Testing &amp; Debugging</w:t>
+      </w:r>
+      <w:r>
+        <w:t xml:space="preserve">: </w:t>
+      </w:r>
+      <w:r>
+        <w:rPr>
+          <w:sz w:val="20"/>
+          <w:szCs w:val="20"/>
+        </w:rPr>
+        <w:t>xUnit, NUnit, Moq, Unit Testing</w:t>
+      </w:r>
+      <w:r>
         <w:t xml:space="preserve"> </w:t>
       </w:r>
       <w:r>
@@ -480,17 +473,8 @@
           <w:sz w:val="20"/>
           <w:szCs w:val="20"/>
         </w:rPr>
-        <w:t xml:space="preserve">SSMS, ServiceNow </w:t>
-      </w:r>
-    </w:p>
-    <w:p>
-      <w:pPr>
-        <w:spacing w:after="0"/>
-        <w:rPr>
-          <w:b/>
-          <w:bCs/>
-        </w:rPr>
-      </w:pPr>
+        <w:br/>
+      </w:r>
     </w:p>
     <w:p>
       <w:pPr>
@@ -682,17 +666,15 @@
         </w:rPr>
         <w:t xml:space="preserve"> requirements, troubleshoot production issues, and deliver technical solutions. </w:t>
       </w:r>
+      <w:r>
+        <w:rPr>
+          <w:sz w:val="20"/>
+          <w:szCs w:val="20"/>
+        </w:rPr>
+        <w:br/>
+      </w:r>
     </w:p>
     <w:p>
-      <w:pPr>
-        <w:spacing w:after="0"/>
-        <w:rPr>
-          <w:b/>
-          <w:bCs/>
-        </w:rPr>
-      </w:pPr>
-    </w:p>
-    <w:p>
       <w:r>
         <w:rPr>
           <w:b/>
@@ -727,41 +709,6 @@
           <w:bCs/>
         </w:rPr>
         <w:t>Mar 2023 – Feb 2025 | Noida</w:t>
-      </w:r>
-    </w:p>
-    <w:p>
-      <w:pPr>
-        <w:numPr>
-          <w:ilvl w:val="0"/>
-          <w:numId w:val="8"/>
-        </w:numPr>
-        <w:rPr>
-          <w:sz w:val="20"/>
-          <w:szCs w:val="20"/>
-        </w:rPr>
-      </w:pPr>
-      <w:r>
-        <w:rPr>
-          <w:sz w:val="20"/>
-          <w:szCs w:val="20"/>
-        </w:rPr>
-        <w:t xml:space="preserve">Developed and maintained microservices-based applications using </w:t>
-      </w:r>
-      <w:r>
-        <w:rPr>
-          <w:b/>
-          <w:bCs/>
-          <w:sz w:val="20"/>
-          <w:szCs w:val="20"/>
-        </w:rPr>
-        <w:t>.NET 6/.NET 8, Minimal APIs, and Azure services</w:t>
-      </w:r>
-      <w:r>
-        <w:rPr>
-          <w:sz w:val="20"/>
-          <w:szCs w:val="20"/>
-        </w:rPr>
-        <w:t xml:space="preserve"> for large-scale retail platforms. </w:t>
       </w:r>
     </w:p>
     <w:p>
@@ -781,24 +728,23 @@
           <w:sz w:val="20"/>
           <w:szCs w:val="20"/>
         </w:rPr>
-        <w:lastRenderedPageBreak/>
-        <w:t xml:space="preserve">Successfully participated in migration initiatives from </w:t>
-      </w:r>
-      <w:r>
-        <w:rPr>
-          <w:b/>
-          <w:bCs/>
-          <w:sz w:val="20"/>
-          <w:szCs w:val="20"/>
-        </w:rPr>
-        <w:t>.NET 6 to .NET 8</w:t>
-      </w:r>
-      <w:r>
-        <w:rPr>
-          <w:sz w:val="20"/>
-          <w:szCs w:val="20"/>
-        </w:rPr>
-        <w:t xml:space="preserve">, improving application performance, maintainability, and long-term supportability. </w:t>
+        <w:t xml:space="preserve">Developed and maintained microservices-based applications using </w:t>
+      </w:r>
+      <w:r>
+        <w:rPr>
+          <w:b/>
+          <w:bCs/>
+          <w:sz w:val="20"/>
+          <w:szCs w:val="20"/>
+        </w:rPr>
+        <w:t>.NET 6/.NET 8, Minimal APIs, and Azure services</w:t>
+      </w:r>
+      <w:r>
+        <w:rPr>
+          <w:sz w:val="20"/>
+          <w:szCs w:val="20"/>
+        </w:rPr>
+        <w:t xml:space="preserve"> for large-scale retail platforms. </w:t>
       </w:r>
     </w:p>
     <w:p>
@@ -818,23 +764,23 @@
           <w:sz w:val="20"/>
           <w:szCs w:val="20"/>
         </w:rPr>
-        <w:t xml:space="preserve">Built enterprise integrations using </w:t>
-      </w:r>
-      <w:r>
-        <w:rPr>
-          <w:b/>
-          <w:bCs/>
-          <w:sz w:val="20"/>
-          <w:szCs w:val="20"/>
-        </w:rPr>
-        <w:t>Azure Functions, Logic Apps, Service Bus, and Event Hub</w:t>
-      </w:r>
-      <w:r>
-        <w:rPr>
-          <w:sz w:val="20"/>
-          <w:szCs w:val="20"/>
-        </w:rPr>
-        <w:t xml:space="preserve">, enabling reliable event-driven communication across systems. </w:t>
+        <w:t xml:space="preserve">Successfully participated in migration initiatives from </w:t>
+      </w:r>
+      <w:r>
+        <w:rPr>
+          <w:b/>
+          <w:bCs/>
+          <w:sz w:val="20"/>
+          <w:szCs w:val="20"/>
+        </w:rPr>
+        <w:t>.NET 6 to .NET 8</w:t>
+      </w:r>
+      <w:r>
+        <w:rPr>
+          <w:sz w:val="20"/>
+          <w:szCs w:val="20"/>
+        </w:rPr>
+        <w:t xml:space="preserve">, improving application performance, maintainability, and long-term supportability. </w:t>
       </w:r>
     </w:p>
     <w:p>
@@ -854,35 +800,24 @@
           <w:sz w:val="20"/>
           <w:szCs w:val="20"/>
         </w:rPr>
-        <w:t>Utilized Visual Studio, Application Insights</w:t>
-      </w:r>
-      <w:r>
-        <w:rPr>
-          <w:sz w:val="20"/>
-          <w:szCs w:val="20"/>
-        </w:rPr>
-        <w:t xml:space="preserve"> and</w:t>
-      </w:r>
-      <w:r>
-        <w:rPr>
-          <w:sz w:val="20"/>
-          <w:szCs w:val="20"/>
-        </w:rPr>
-        <w:t xml:space="preserve"> Postman</w:t>
-      </w:r>
-      <w:r>
-        <w:rPr>
-          <w:sz w:val="20"/>
-          <w:szCs w:val="20"/>
-        </w:rPr>
-        <w:t xml:space="preserve"> </w:t>
-      </w:r>
-      <w:r>
-        <w:rPr>
-          <w:sz w:val="20"/>
-          <w:szCs w:val="20"/>
-        </w:rPr>
-        <w:t>to diagnose, debug, and resolve application, API, and performance-related issues.</w:t>
+        <w:lastRenderedPageBreak/>
+        <w:t xml:space="preserve">Built enterprise integrations using </w:t>
+      </w:r>
+      <w:r>
+        <w:rPr>
+          <w:b/>
+          <w:bCs/>
+          <w:sz w:val="20"/>
+          <w:szCs w:val="20"/>
+        </w:rPr>
+        <w:t>Azure Functions, Logic Apps, Service Bus, and Event Hub</w:t>
+      </w:r>
+      <w:r>
+        <w:rPr>
+          <w:sz w:val="20"/>
+          <w:szCs w:val="20"/>
+        </w:rPr>
+        <w:t xml:space="preserve">, enabling reliable event-driven communication across systems. </w:t>
       </w:r>
     </w:p>
     <w:p>
@@ -902,77 +837,101 @@
           <w:sz w:val="20"/>
           <w:szCs w:val="20"/>
         </w:rPr>
-        <w:t xml:space="preserve">Developed comprehensive unit test suites using </w:t>
-      </w:r>
-      <w:proofErr w:type="spellStart"/>
-      <w:r>
-        <w:rPr>
-          <w:b/>
-          <w:bCs/>
-          <w:sz w:val="20"/>
-          <w:szCs w:val="20"/>
-        </w:rPr>
-        <w:t>xUnit</w:t>
-      </w:r>
-      <w:proofErr w:type="spellEnd"/>
-      <w:r>
-        <w:rPr>
-          <w:b/>
-          <w:bCs/>
-          <w:sz w:val="20"/>
-          <w:szCs w:val="20"/>
-        </w:rPr>
-        <w:t xml:space="preserve">, </w:t>
-      </w:r>
-      <w:proofErr w:type="spellStart"/>
-      <w:r>
-        <w:rPr>
-          <w:b/>
-          <w:bCs/>
-          <w:sz w:val="20"/>
-          <w:szCs w:val="20"/>
-        </w:rPr>
-        <w:t>NUnit</w:t>
-      </w:r>
-      <w:proofErr w:type="spellEnd"/>
-      <w:r>
-        <w:rPr>
-          <w:b/>
-          <w:bCs/>
-          <w:sz w:val="20"/>
-          <w:szCs w:val="20"/>
-        </w:rPr>
-        <w:t xml:space="preserve">, and </w:t>
-      </w:r>
-      <w:proofErr w:type="spellStart"/>
-      <w:r>
-        <w:rPr>
-          <w:b/>
-          <w:bCs/>
-          <w:sz w:val="20"/>
-          <w:szCs w:val="20"/>
-        </w:rPr>
-        <w:t>Moq</w:t>
-      </w:r>
-      <w:proofErr w:type="spellEnd"/>
-      <w:r>
-        <w:rPr>
-          <w:sz w:val="20"/>
-          <w:szCs w:val="20"/>
-        </w:rPr>
-        <w:t xml:space="preserve">, increasing code quality and reducing production defects. </w:t>
+        <w:t>Utilized Visual Studio, Application Insights</w:t>
+      </w:r>
+      <w:r>
+        <w:rPr>
+          <w:sz w:val="20"/>
+          <w:szCs w:val="20"/>
+        </w:rPr>
+        <w:t xml:space="preserve"> and</w:t>
+      </w:r>
+      <w:r>
+        <w:rPr>
+          <w:sz w:val="20"/>
+          <w:szCs w:val="20"/>
+        </w:rPr>
+        <w:t xml:space="preserve"> Postman</w:t>
+      </w:r>
+      <w:r>
+        <w:rPr>
+          <w:sz w:val="20"/>
+          <w:szCs w:val="20"/>
+        </w:rPr>
+        <w:t xml:space="preserve"> </w:t>
+      </w:r>
+      <w:r>
+        <w:rPr>
+          <w:sz w:val="20"/>
+          <w:szCs w:val="20"/>
+        </w:rPr>
+        <w:t>to diagnose, debug, and resolve application, API, and performance-related issues.</w:t>
       </w:r>
     </w:p>
     <w:p>
       <w:pPr>
+        <w:numPr>
+          <w:ilvl w:val="0"/>
+          <w:numId w:val="8"/>
+        </w:numPr>
         <w:spacing w:after="0"/>
         <w:rPr>
-          <w:b/>
-          <w:bCs/>
-        </w:rPr>
-      </w:pPr>
+          <w:sz w:val="20"/>
+          <w:szCs w:val="20"/>
+        </w:rPr>
+      </w:pPr>
+      <w:r>
+        <w:rPr>
+          <w:sz w:val="20"/>
+          <w:szCs w:val="20"/>
+        </w:rPr>
+        <w:t xml:space="preserve">Developed comprehensive unit test suites using </w:t>
+      </w:r>
+      <w:r>
+        <w:rPr>
+          <w:b/>
+          <w:bCs/>
+          <w:sz w:val="20"/>
+          <w:szCs w:val="20"/>
+        </w:rPr>
+        <w:t>xUnit, NUnit, and Moq</w:t>
+      </w:r>
+      <w:r>
+        <w:rPr>
+          <w:sz w:val="20"/>
+          <w:szCs w:val="20"/>
+        </w:rPr>
+        <w:t xml:space="preserve">, increasing code quality and reducing production defects. </w:t>
+      </w:r>
     </w:p>
     <w:p>
+      <w:pPr>
+        <w:numPr>
+          <w:ilvl w:val="0"/>
+          <w:numId w:val="8"/>
+        </w:numPr>
+        <w:spacing w:after="0"/>
+        <w:rPr>
+          <w:sz w:val="20"/>
+          <w:szCs w:val="20"/>
+        </w:rPr>
+      </w:pPr>
+      <w:r>
+        <w:rPr>
+          <w:sz w:val="20"/>
+          <w:szCs w:val="20"/>
+        </w:rPr>
+        <w:t>Built cloud integrations using Google Cloud Platform (GCP), Apache Kafka, Docker, and Control-M for enterprise healthcare solutions while supporting distributed event-driven architectures.</w:t>
+      </w:r>
+    </w:p>
+    <w:p>
+      <w:r>
+        <w:rPr>
+          <w:b/>
+          <w:bCs/>
+        </w:rPr>
+        <w:br/>
+      </w:r>
       <w:r>
         <w:rPr>
           <w:b/>
@@ -1094,6 +1053,7 @@
     <w:p>
       <w:pPr>
         <w:pStyle w:val="isselectedend"/>
+        <w:spacing w:after="160" w:afterAutospacing="0"/>
         <w:rPr>
           <w:rFonts w:asciiTheme="minorHAnsi" w:eastAsiaTheme="minorHAnsi" w:hAnsiTheme="minorHAnsi" w:cstheme="minorBidi"/>
           <w:b/>
@@ -1112,7 +1072,7 @@
           <w:lang w:eastAsia="en-US"/>
           <w14:ligatures w14:val="standardContextual"/>
         </w:rPr>
-        <w:t>PROJECTS</w:t>
+        <w:t>PERSONAL PROJECT</w:t>
       </w:r>
       <w:r>
         <w:rPr>
@@ -1123,142 +1083,65 @@
           <w:lang w:eastAsia="en-US"/>
           <w14:ligatures w14:val="standardContextual"/>
         </w:rPr>
-        <w:t>_______________________________________________________________________</w:t>
+        <w:t>_</w:t>
+      </w:r>
+      <w:r>
+        <w:rPr>
+          <w:rFonts w:asciiTheme="minorHAnsi" w:eastAsiaTheme="minorHAnsi" w:hAnsiTheme="minorHAnsi" w:cstheme="minorBidi"/>
+          <w:b/>
+          <w:bCs/>
+          <w:kern w:val="2"/>
+          <w:lang w:eastAsia="en-US"/>
+          <w14:ligatures w14:val="standardContextual"/>
+        </w:rPr>
+        <w:t>___________________________________________________________</w:t>
       </w:r>
     </w:p>
     <w:p>
       <w:pPr>
         <w:spacing w:before="100" w:beforeAutospacing="1" w:after="100" w:afterAutospacing="1" w:line="240" w:lineRule="auto"/>
         <w:rPr>
-          <w:sz w:val="20"/>
-          <w:szCs w:val="20"/>
-        </w:rPr>
-      </w:pPr>
-      <w:r>
-        <w:rPr>
-          <w:sz w:val="20"/>
-          <w:szCs w:val="20"/>
-        </w:rPr>
-        <w:t>AI-Powered Professional Portfolio</w:t>
-      </w:r>
-      <w:r>
-        <w:rPr>
-          <w:sz w:val="20"/>
-          <w:szCs w:val="20"/>
-        </w:rPr>
-        <w:t xml:space="preserve"> </w:t>
-      </w:r>
-      <w:r>
-        <w:rPr>
+          <w:b/>
+          <w:bCs/>
+          <w:sz w:val="20"/>
+          <w:szCs w:val="20"/>
+        </w:rPr>
+      </w:pPr>
+      <w:r>
+        <w:rPr>
+          <w:b/>
+          <w:bCs/>
+          <w:sz w:val="20"/>
+          <w:szCs w:val="20"/>
+        </w:rPr>
+        <w:t xml:space="preserve">AI-Powered Professional Portfolio </w:t>
+      </w:r>
+      <w:r>
+        <w:rPr>
+          <w:b/>
+          <w:bCs/>
           <w:sz w:val="20"/>
           <w:szCs w:val="20"/>
         </w:rPr>
         <w:t xml:space="preserve">| Azure OpenAI, </w:t>
       </w:r>
-      <w:proofErr w:type="spellStart"/>
-      <w:r>
-        <w:rPr>
+      <w:r>
+        <w:rPr>
+          <w:b/>
+          <w:bCs/>
+          <w:sz w:val="20"/>
+          <w:szCs w:val="20"/>
+        </w:rPr>
+        <w:t xml:space="preserve">Azure AI Search, </w:t>
+      </w:r>
+      <w:r>
+        <w:rPr>
+          <w:b/>
+          <w:bCs/>
           <w:sz w:val="20"/>
           <w:szCs w:val="20"/>
         </w:rPr>
         <w:t>Streamlit</w:t>
-      </w:r>
-      <w:proofErr w:type="spellEnd"/>
-    </w:p>
-    <w:p>
-      <w:pPr>
-        <w:numPr>
-          <w:ilvl w:val="0"/>
-          <w:numId w:val="9"/>
-        </w:numPr>
-        <w:spacing w:before="100" w:beforeAutospacing="1" w:after="100" w:afterAutospacing="1" w:line="240" w:lineRule="auto"/>
-        <w:rPr>
-          <w:sz w:val="20"/>
-          <w:szCs w:val="20"/>
-        </w:rPr>
-      </w:pPr>
-      <w:r>
-        <w:rPr>
-          <w:sz w:val="20"/>
-          <w:szCs w:val="20"/>
-        </w:rPr>
-        <w:t xml:space="preserve">Developed and deployed a conversational AI assistant using Azure OpenAI and </w:t>
-      </w:r>
-      <w:proofErr w:type="spellStart"/>
-      <w:r>
-        <w:rPr>
-          <w:sz w:val="20"/>
-          <w:szCs w:val="20"/>
-        </w:rPr>
-        <w:t>Streamlit</w:t>
-      </w:r>
-      <w:proofErr w:type="spellEnd"/>
-      <w:r>
-        <w:rPr>
-          <w:sz w:val="20"/>
-          <w:szCs w:val="20"/>
-        </w:rPr>
-        <w:t xml:space="preserve"> to provide interactive responses about professional experience, technical skills, certifications, and projects. </w:t>
-      </w:r>
-    </w:p>
-    <w:p>
-      <w:pPr>
-        <w:numPr>
-          <w:ilvl w:val="0"/>
-          <w:numId w:val="9"/>
-        </w:numPr>
-        <w:spacing w:before="100" w:beforeAutospacing="1" w:after="100" w:afterAutospacing="1" w:line="240" w:lineRule="auto"/>
-        <w:rPr>
-          <w:sz w:val="20"/>
-          <w:szCs w:val="20"/>
-        </w:rPr>
-      </w:pPr>
-      <w:r>
-        <w:rPr>
-          <w:sz w:val="20"/>
-          <w:szCs w:val="20"/>
-        </w:rPr>
-        <w:t xml:space="preserve">Implemented prompt engineering techniques to deliver accurate and context-aware responses. </w:t>
-      </w:r>
-    </w:p>
-    <w:p>
-      <w:pPr>
-        <w:numPr>
-          <w:ilvl w:val="0"/>
-          <w:numId w:val="9"/>
-        </w:numPr>
-        <w:spacing w:before="100" w:beforeAutospacing="1" w:after="100" w:afterAutospacing="1" w:line="240" w:lineRule="auto"/>
-        <w:rPr>
-          <w:sz w:val="20"/>
-          <w:szCs w:val="20"/>
-        </w:rPr>
-      </w:pPr>
-      <w:r>
-        <w:rPr>
-          <w:sz w:val="20"/>
-          <w:szCs w:val="20"/>
-        </w:rPr>
-        <w:t xml:space="preserve">Built and deployed a web-based interface enabling real-time interaction with Azure OpenAI models. </w:t>
-      </w:r>
-    </w:p>
-    <w:p>
-      <w:pPr>
-        <w:numPr>
-          <w:ilvl w:val="0"/>
-          <w:numId w:val="9"/>
-        </w:numPr>
-        <w:spacing w:before="100" w:beforeAutospacing="1" w:after="100" w:afterAutospacing="1" w:line="240" w:lineRule="auto"/>
-        <w:rPr>
-          <w:sz w:val="20"/>
-          <w:szCs w:val="20"/>
-        </w:rPr>
-      </w:pPr>
-      <w:r>
-        <w:rPr>
-          <w:sz w:val="20"/>
-          <w:szCs w:val="20"/>
-        </w:rPr>
-        <w:t>Demonstrated practical experience in Generative AI, LLM integration, and AI application deployment.</w:t>
       </w:r>
     </w:p>
     <w:p>
@@ -1270,6 +1153,8 @@
         </w:numPr>
         <w:rPr>
           <w:rFonts w:asciiTheme="minorHAnsi" w:eastAsiaTheme="minorHAnsi" w:hAnsiTheme="minorHAnsi" w:cstheme="minorBidi"/>
+          <w:b/>
+          <w:bCs/>
           <w:kern w:val="2"/>
           <w:sz w:val="20"/>
           <w:szCs w:val="20"/>
@@ -1280,15 +1165,26 @@
       <w:r>
         <w:rPr>
           <w:rFonts w:asciiTheme="minorHAnsi" w:eastAsiaTheme="minorHAnsi" w:hAnsiTheme="minorHAnsi" w:cstheme="minorBidi"/>
-          <w:b/>
-          <w:bCs/>
           <w:kern w:val="2"/>
           <w:sz w:val="20"/>
           <w:szCs w:val="20"/>
           <w:lang w:eastAsia="en-US"/>
           <w14:ligatures w14:val="standardContextual"/>
         </w:rPr>
-        <w:t>Live Demo:</w:t>
+        <w:t xml:space="preserve">Designed and developed an AI-powered conversational portfolio using </w:t>
+      </w:r>
+      <w:r>
+        <w:rPr>
+          <w:rFonts w:asciiTheme="minorHAnsi" w:eastAsiaTheme="minorHAnsi" w:hAnsiTheme="minorHAnsi" w:cstheme="minorBidi"/>
+          <w:b/>
+          <w:bCs/>
+          <w:kern w:val="2"/>
+          <w:sz w:val="20"/>
+          <w:szCs w:val="20"/>
+          <w:lang w:eastAsia="en-US"/>
+          <w14:ligatures w14:val="standardContextual"/>
+        </w:rPr>
+        <w:t xml:space="preserve">Azure OpenAI, Azure AI Search, </w:t>
       </w:r>
       <w:r>
         <w:rPr>
@@ -1299,9 +1195,29 @@
           <w:lang w:eastAsia="en-US"/>
           <w14:ligatures w14:val="standardContextual"/>
         </w:rPr>
-        <w:t xml:space="preserve"> </w:t>
-      </w:r>
-      <w:r>
+        <w:t>and</w:t>
+      </w:r>
+      <w:r>
+        <w:rPr>
+          <w:rFonts w:asciiTheme="minorHAnsi" w:eastAsiaTheme="minorHAnsi" w:hAnsiTheme="minorHAnsi" w:cstheme="minorBidi"/>
+          <w:b/>
+          <w:bCs/>
+          <w:kern w:val="2"/>
+          <w:sz w:val="20"/>
+          <w:szCs w:val="20"/>
+          <w:lang w:eastAsia="en-US"/>
+          <w14:ligatures w14:val="standardContextual"/>
+        </w:rPr>
+        <w:t xml:space="preserve"> Streamlit.</w:t>
+      </w:r>
+    </w:p>
+    <w:p>
+      <w:pPr>
+        <w:pStyle w:val="NormalWeb"/>
+        <w:numPr>
+          <w:ilvl w:val="0"/>
+          <w:numId w:val="9"/>
+        </w:numPr>
         <w:rPr>
           <w:rFonts w:asciiTheme="minorHAnsi" w:eastAsiaTheme="minorHAnsi" w:hAnsiTheme="minorHAnsi" w:cstheme="minorBidi"/>
           <w:kern w:val="2"/>
@@ -1310,9 +1226,208 @@
           <w:lang w:eastAsia="en-US"/>
           <w14:ligatures w14:val="standardContextual"/>
         </w:rPr>
+      </w:pPr>
+      <w:r>
+        <w:rPr>
+          <w:rFonts w:asciiTheme="minorHAnsi" w:eastAsiaTheme="minorHAnsi" w:hAnsiTheme="minorHAnsi" w:cstheme="minorBidi"/>
+          <w:kern w:val="2"/>
+          <w:sz w:val="20"/>
+          <w:szCs w:val="20"/>
+          <w:lang w:eastAsia="en-US"/>
+          <w14:ligatures w14:val="standardContextual"/>
+        </w:rPr>
+        <w:t xml:space="preserve">Implemented a Hybrid </w:t>
+      </w:r>
+      <w:r>
+        <w:rPr>
+          <w:rFonts w:asciiTheme="minorHAnsi" w:eastAsiaTheme="minorHAnsi" w:hAnsiTheme="minorHAnsi" w:cstheme="minorBidi"/>
+          <w:b/>
+          <w:bCs/>
+          <w:kern w:val="2"/>
+          <w:sz w:val="20"/>
+          <w:szCs w:val="20"/>
+          <w:lang w:eastAsia="en-US"/>
+          <w14:ligatures w14:val="standardContextual"/>
+        </w:rPr>
+        <w:t>Retrieval-Augmented Generation (RAG) pipeline combining Semantic Search, Vector Search, and text-embedding-3 embeddings</w:t>
+      </w:r>
+      <w:r>
+        <w:rPr>
+          <w:rFonts w:asciiTheme="minorHAnsi" w:eastAsiaTheme="minorHAnsi" w:hAnsiTheme="minorHAnsi" w:cstheme="minorBidi"/>
+          <w:kern w:val="2"/>
+          <w:sz w:val="20"/>
+          <w:szCs w:val="20"/>
+          <w:lang w:eastAsia="en-US"/>
+          <w14:ligatures w14:val="standardContextual"/>
+        </w:rPr>
+        <w:t xml:space="preserve"> to retrieve context-aware information from a custom knowledge base</w:t>
+      </w:r>
+      <w:r>
+        <w:rPr>
+          <w:rFonts w:asciiTheme="minorHAnsi" w:eastAsiaTheme="minorHAnsi" w:hAnsiTheme="minorHAnsi" w:cstheme="minorBidi"/>
+          <w:kern w:val="2"/>
+          <w:sz w:val="20"/>
+          <w:szCs w:val="20"/>
+          <w:lang w:eastAsia="en-US"/>
+          <w14:ligatures w14:val="standardContextual"/>
+        </w:rPr>
+        <w:t>.</w:t>
+      </w:r>
+    </w:p>
+    <w:p>
+      <w:pPr>
+        <w:pStyle w:val="NormalWeb"/>
+        <w:numPr>
+          <w:ilvl w:val="0"/>
+          <w:numId w:val="9"/>
+        </w:numPr>
+        <w:rPr>
+          <w:rFonts w:asciiTheme="minorHAnsi" w:eastAsiaTheme="minorHAnsi" w:hAnsiTheme="minorHAnsi" w:cstheme="minorBidi"/>
+          <w:kern w:val="2"/>
+          <w:sz w:val="20"/>
+          <w:szCs w:val="20"/>
+          <w:lang w:eastAsia="en-US"/>
+          <w14:ligatures w14:val="standardContextual"/>
+        </w:rPr>
+      </w:pPr>
+      <w:r>
+        <w:rPr>
+          <w:rFonts w:asciiTheme="minorHAnsi" w:eastAsiaTheme="minorHAnsi" w:hAnsiTheme="minorHAnsi" w:cstheme="minorBidi"/>
+          <w:kern w:val="2"/>
+          <w:sz w:val="20"/>
+          <w:szCs w:val="20"/>
+          <w:lang w:eastAsia="en-US"/>
+          <w14:ligatures w14:val="standardContextual"/>
+        </w:rPr>
+        <w:t xml:space="preserve">Applied </w:t>
+      </w:r>
+      <w:r>
+        <w:rPr>
+          <w:rFonts w:asciiTheme="minorHAnsi" w:eastAsiaTheme="minorHAnsi" w:hAnsiTheme="minorHAnsi" w:cstheme="minorBidi"/>
+          <w:b/>
+          <w:bCs/>
+          <w:kern w:val="2"/>
+          <w:sz w:val="20"/>
+          <w:szCs w:val="20"/>
+          <w:lang w:eastAsia="en-US"/>
+          <w14:ligatures w14:val="standardContextual"/>
+        </w:rPr>
+        <w:t>P</w:t>
+      </w:r>
+      <w:r>
+        <w:rPr>
+          <w:rFonts w:asciiTheme="minorHAnsi" w:eastAsiaTheme="minorHAnsi" w:hAnsiTheme="minorHAnsi" w:cstheme="minorBidi"/>
+          <w:b/>
+          <w:bCs/>
+          <w:kern w:val="2"/>
+          <w:sz w:val="20"/>
+          <w:szCs w:val="20"/>
+          <w:lang w:eastAsia="en-US"/>
+          <w14:ligatures w14:val="standardContextual"/>
+        </w:rPr>
+        <w:t xml:space="preserve">rompt </w:t>
+      </w:r>
+      <w:r>
+        <w:rPr>
+          <w:rFonts w:asciiTheme="minorHAnsi" w:eastAsiaTheme="minorHAnsi" w:hAnsiTheme="minorHAnsi" w:cstheme="minorBidi"/>
+          <w:b/>
+          <w:bCs/>
+          <w:kern w:val="2"/>
+          <w:sz w:val="20"/>
+          <w:szCs w:val="20"/>
+          <w:lang w:eastAsia="en-US"/>
+          <w14:ligatures w14:val="standardContextual"/>
+        </w:rPr>
+        <w:t>E</w:t>
+      </w:r>
+      <w:r>
+        <w:rPr>
+          <w:rFonts w:asciiTheme="minorHAnsi" w:eastAsiaTheme="minorHAnsi" w:hAnsiTheme="minorHAnsi" w:cstheme="minorBidi"/>
+          <w:b/>
+          <w:bCs/>
+          <w:kern w:val="2"/>
+          <w:sz w:val="20"/>
+          <w:szCs w:val="20"/>
+          <w:lang w:eastAsia="en-US"/>
+          <w14:ligatures w14:val="standardContextual"/>
+        </w:rPr>
+        <w:t>ngineering and LLM integration</w:t>
+      </w:r>
+      <w:r>
+        <w:rPr>
+          <w:rFonts w:asciiTheme="minorHAnsi" w:eastAsiaTheme="minorHAnsi" w:hAnsiTheme="minorHAnsi" w:cstheme="minorBidi"/>
+          <w:kern w:val="2"/>
+          <w:sz w:val="20"/>
+          <w:szCs w:val="20"/>
+          <w:lang w:eastAsia="en-US"/>
+          <w14:ligatures w14:val="standardContextual"/>
+        </w:rPr>
+        <w:t xml:space="preserve"> to generate accurate responses</w:t>
+      </w:r>
+      <w:r>
+        <w:rPr>
+          <w:rFonts w:asciiTheme="minorHAnsi" w:eastAsiaTheme="minorHAnsi" w:hAnsiTheme="minorHAnsi" w:cstheme="minorBidi"/>
+          <w:kern w:val="2"/>
+          <w:sz w:val="20"/>
+          <w:szCs w:val="20"/>
+          <w:lang w:eastAsia="en-US"/>
+          <w14:ligatures w14:val="standardContextual"/>
+        </w:rPr>
+        <w:t>.</w:t>
+      </w:r>
+    </w:p>
+    <w:p>
+      <w:pPr>
+        <w:pStyle w:val="NormalWeb"/>
+        <w:numPr>
+          <w:ilvl w:val="0"/>
+          <w:numId w:val="9"/>
+        </w:numPr>
+        <w:rPr>
+          <w:rFonts w:asciiTheme="minorHAnsi" w:eastAsiaTheme="minorHAnsi" w:hAnsiTheme="minorHAnsi" w:cstheme="minorBidi"/>
+          <w:kern w:val="2"/>
+          <w:sz w:val="20"/>
+          <w:szCs w:val="20"/>
+          <w:lang w:eastAsia="en-US"/>
+          <w14:ligatures w14:val="standardContextual"/>
+        </w:rPr>
+      </w:pPr>
+      <w:r>
+        <w:rPr>
+          <w:rFonts w:asciiTheme="minorHAnsi" w:eastAsiaTheme="minorHAnsi" w:hAnsiTheme="minorHAnsi" w:cstheme="minorBidi"/>
+          <w:b/>
+          <w:bCs/>
+          <w:kern w:val="2"/>
+          <w:sz w:val="20"/>
+          <w:szCs w:val="20"/>
+          <w:lang w:eastAsia="en-US"/>
+          <w14:ligatures w14:val="standardContextual"/>
+        </w:rPr>
+        <w:t>Live Demo:</w:t>
+      </w:r>
+      <w:r>
+        <w:rPr>
+          <w:rFonts w:asciiTheme="minorHAnsi" w:eastAsiaTheme="minorHAnsi" w:hAnsiTheme="minorHAnsi" w:cstheme="minorBidi"/>
+          <w:kern w:val="2"/>
+          <w:sz w:val="20"/>
+          <w:szCs w:val="20"/>
+          <w:lang w:eastAsia="en-US"/>
+          <w14:ligatures w14:val="standardContextual"/>
+        </w:rPr>
+        <w:t xml:space="preserve"> </w:t>
+      </w:r>
+      <w:r>
+        <w:rPr>
+          <w:rFonts w:asciiTheme="minorHAnsi" w:eastAsiaTheme="minorHAnsi" w:hAnsiTheme="minorHAnsi" w:cstheme="minorBidi"/>
+          <w:kern w:val="2"/>
+          <w:sz w:val="20"/>
+          <w:szCs w:val="20"/>
+          <w:lang w:eastAsia="en-US"/>
+          <w14:ligatures w14:val="standardContextual"/>
+        </w:rPr>
         <w:t xml:space="preserve">Click </w:t>
       </w:r>
-      <w:hyperlink r:id="rId8" w:history="1">
+      <w:hyperlink r:id="rId9" w:history="1">
         <w:r>
           <w:rPr>
             <w:rStyle w:val="Hyperlink"/>
@@ -1323,8 +1438,35 @@
             <w:lang w:eastAsia="en-US"/>
             <w14:ligatures w14:val="standardContextual"/>
           </w:rPr>
-          <w:t>he</w:t>
+          <w:t>here</w:t>
         </w:r>
+      </w:hyperlink>
+      <w:r>
+        <w:t xml:space="preserve"> | </w:t>
+      </w:r>
+      <w:r>
+        <w:rPr>
+          <w:rFonts w:asciiTheme="minorHAnsi" w:eastAsiaTheme="minorHAnsi" w:hAnsiTheme="minorHAnsi" w:cstheme="minorBidi"/>
+          <w:kern w:val="2"/>
+          <w:sz w:val="20"/>
+          <w:szCs w:val="20"/>
+          <w:lang w:eastAsia="en-US"/>
+          <w14:ligatures w14:val="standardContextual"/>
+        </w:rPr>
+        <w:t xml:space="preserve">GitHub: </w:t>
+      </w:r>
+      <w:r>
+        <w:rPr>
+          <w:rFonts w:asciiTheme="minorHAnsi" w:eastAsiaTheme="minorHAnsi" w:hAnsiTheme="minorHAnsi" w:cstheme="minorBidi"/>
+          <w:kern w:val="2"/>
+          <w:sz w:val="20"/>
+          <w:szCs w:val="20"/>
+          <w:lang w:eastAsia="en-US"/>
+          <w14:ligatures w14:val="standardContextual"/>
+        </w:rPr>
+        <w:t xml:space="preserve">Click </w:t>
+      </w:r>
+      <w:hyperlink r:id="rId10" w:history="1">
         <w:r>
           <w:rPr>
             <w:rStyle w:val="Hyperlink"/>
@@ -1335,19 +1477,7 @@
             <w:lang w:eastAsia="en-US"/>
             <w14:ligatures w14:val="standardContextual"/>
           </w:rPr>
-          <w:t>r</w:t>
-        </w:r>
-        <w:r>
-          <w:rPr>
-            <w:rStyle w:val="Hyperlink"/>
-            <w:rFonts w:asciiTheme="minorHAnsi" w:eastAsiaTheme="minorHAnsi" w:hAnsiTheme="minorHAnsi" w:cstheme="minorBidi"/>
-            <w:kern w:val="2"/>
-            <w:sz w:val="20"/>
-            <w:szCs w:val="20"/>
-            <w:lang w:eastAsia="en-US"/>
-            <w14:ligatures w14:val="standardContextual"/>
-          </w:rPr>
-          <w:t>e</w:t>
+          <w:t>here</w:t>
         </w:r>
       </w:hyperlink>
     </w:p>
@@ -1391,83 +1521,21 @@
           <w:sz w:val="20"/>
           <w:szCs w:val="20"/>
         </w:rPr>
-        <w:t xml:space="preserve">Microsoft Certified: Azure Developer Associate (AZ-204) - </w:t>
-      </w:r>
-      <w:hyperlink r:id="rId9" w:history="1">
-        <w:r>
-          <w:rPr>
-            <w:rStyle w:val="Hyperlink"/>
-            <w:sz w:val="20"/>
-            <w:szCs w:val="20"/>
-          </w:rPr>
-          <w:t>View Certificate</w:t>
-        </w:r>
-      </w:hyperlink>
-      <w:r>
-        <w:rPr>
-          <w:sz w:val="20"/>
-          <w:szCs w:val="20"/>
-        </w:rPr>
-        <w:t xml:space="preserve"> </w:t>
-      </w:r>
-    </w:p>
-    <w:p>
-      <w:pPr>
-        <w:pStyle w:val="ListParagraph"/>
-        <w:numPr>
-          <w:ilvl w:val="0"/>
-          <w:numId w:val="15"/>
-        </w:numPr>
-        <w:spacing w:after="0"/>
-        <w:rPr>
-          <w:sz w:val="20"/>
-          <w:szCs w:val="20"/>
-        </w:rPr>
-      </w:pPr>
-      <w:r>
-        <w:rPr>
-          <w:sz w:val="20"/>
-          <w:szCs w:val="20"/>
-        </w:rPr>
-        <w:t xml:space="preserve">Microsoft Certified: Azure Administrator Associate (AZ-104) - </w:t>
-      </w:r>
-      <w:hyperlink r:id="rId10" w:history="1">
-        <w:r>
-          <w:rPr>
-            <w:rStyle w:val="Hyperlink"/>
-            <w:sz w:val="20"/>
-            <w:szCs w:val="20"/>
-          </w:rPr>
-          <w:t>View Certificate</w:t>
-        </w:r>
-      </w:hyperlink>
-      <w:r>
-        <w:rPr>
-          <w:sz w:val="20"/>
-          <w:szCs w:val="20"/>
-        </w:rPr>
-        <w:t xml:space="preserve"> </w:t>
-      </w:r>
-    </w:p>
-    <w:p>
-      <w:pPr>
-        <w:pStyle w:val="ListParagraph"/>
-        <w:numPr>
-          <w:ilvl w:val="0"/>
-          <w:numId w:val="15"/>
-        </w:numPr>
-        <w:spacing w:after="0"/>
-        <w:rPr>
-          <w:sz w:val="20"/>
-          <w:szCs w:val="20"/>
-        </w:rPr>
-      </w:pPr>
-      <w:r>
-        <w:rPr>
-          <w:sz w:val="20"/>
-          <w:szCs w:val="20"/>
-        </w:rPr>
-        <w:t xml:space="preserve">Microsoft Certified: Azure Fundamentals (AZ-900) - </w:t>
+        <w:t>AZ-204</w:t>
+      </w:r>
+      <w:r>
+        <w:rPr>
+          <w:sz w:val="20"/>
+          <w:szCs w:val="20"/>
+        </w:rPr>
+        <w:t xml:space="preserve">: </w:t>
+      </w:r>
+      <w:r>
+        <w:rPr>
+          <w:sz w:val="20"/>
+          <w:szCs w:val="20"/>
+        </w:rPr>
+        <w:t xml:space="preserve">Azure Developer Associate - </w:t>
       </w:r>
       <w:hyperlink r:id="rId11" w:history="1">
         <w:r>
@@ -1505,7 +1573,14 @@
           <w:sz w:val="20"/>
           <w:szCs w:val="20"/>
         </w:rPr>
-        <w:t xml:space="preserve">Microsoft Certified: Azure AI Fundamentals (AI-900) - </w:t>
+        <w:t>AZ-104</w:t>
+      </w:r>
+      <w:r>
+        <w:rPr>
+          <w:sz w:val="20"/>
+          <w:szCs w:val="20"/>
+        </w:rPr>
+        <w:t xml:space="preserve">: Azure Administrator Associate - </w:t>
       </w:r>
       <w:hyperlink r:id="rId12" w:history="1">
         <w:r>
@@ -1524,56 +1599,91 @@
         </w:rPr>
         <w:t xml:space="preserve"> </w:t>
       </w:r>
-      <w:r>
-        <w:rPr>
-          <w:sz w:val="20"/>
-          <w:szCs w:val="20"/>
-        </w:rPr>
-        <w:br/>
-      </w:r>
     </w:p>
     <w:p>
       <w:pPr>
-        <w:rPr>
-          <w:b/>
-          <w:bCs/>
-        </w:rPr>
-      </w:pPr>
-      <w:r>
-        <w:rPr>
-          <w:b/>
-          <w:bCs/>
-        </w:rPr>
-        <w:t>EDUCATION</w:t>
-      </w:r>
-      <w:r>
-        <w:rPr>
-          <w:b/>
-          <w:bCs/>
-        </w:rPr>
-        <w:t>_____________________________________________________________________</w:t>
+        <w:pStyle w:val="ListParagraph"/>
+        <w:numPr>
+          <w:ilvl w:val="0"/>
+          <w:numId w:val="15"/>
+        </w:numPr>
+        <w:spacing w:after="0"/>
+        <w:rPr>
+          <w:sz w:val="20"/>
+          <w:szCs w:val="20"/>
+        </w:rPr>
+      </w:pPr>
+      <w:r>
+        <w:rPr>
+          <w:sz w:val="20"/>
+          <w:szCs w:val="20"/>
+        </w:rPr>
+        <w:t>AZ-900</w:t>
+      </w:r>
+      <w:r>
+        <w:rPr>
+          <w:sz w:val="20"/>
+          <w:szCs w:val="20"/>
+        </w:rPr>
+        <w:t xml:space="preserve">: Azure Fundamentals - </w:t>
+      </w:r>
+      <w:hyperlink r:id="rId13" w:history="1">
+        <w:r>
+          <w:rPr>
+            <w:rStyle w:val="Hyperlink"/>
+            <w:sz w:val="20"/>
+            <w:szCs w:val="20"/>
+          </w:rPr>
+          <w:t>View Certificate</w:t>
+        </w:r>
+      </w:hyperlink>
+      <w:r>
+        <w:rPr>
+          <w:sz w:val="20"/>
+          <w:szCs w:val="20"/>
+        </w:rPr>
+        <w:t xml:space="preserve"> </w:t>
       </w:r>
     </w:p>
     <w:p>
       <w:pPr>
-        <w:rPr>
-          <w:sz w:val="20"/>
-          <w:szCs w:val="20"/>
-        </w:rPr>
-      </w:pPr>
-      <w:r>
-        <w:rPr>
-          <w:b/>
-          <w:bCs/>
-          <w:sz w:val="20"/>
-          <w:szCs w:val="20"/>
-        </w:rPr>
-        <w:t>B.</w:t>
-      </w:r>
-      <w:r>
-        <w:rPr>
-          <w:b/>
-          <w:bCs/>
+        <w:pStyle w:val="ListParagraph"/>
+        <w:numPr>
+          <w:ilvl w:val="0"/>
+          <w:numId w:val="15"/>
+        </w:numPr>
+        <w:spacing w:after="0"/>
+        <w:rPr>
+          <w:sz w:val="20"/>
+          <w:szCs w:val="20"/>
+        </w:rPr>
+      </w:pPr>
+      <w:r>
+        <w:rPr>
+          <w:sz w:val="20"/>
+          <w:szCs w:val="20"/>
+        </w:rPr>
+        <w:t>AI-900</w:t>
+      </w:r>
+      <w:r>
+        <w:rPr>
+          <w:sz w:val="20"/>
+          <w:szCs w:val="20"/>
+        </w:rPr>
+        <w:t xml:space="preserve">: Azure AI Fundamentals - </w:t>
+      </w:r>
+      <w:hyperlink r:id="rId14" w:history="1">
+        <w:r>
+          <w:rPr>
+            <w:rStyle w:val="Hyperlink"/>
+            <w:sz w:val="20"/>
+            <w:szCs w:val="20"/>
+          </w:rPr>
+          <w:t>View Certificate</w:t>
+        </w:r>
+      </w:hyperlink>
+      <w:r>
+        <w:rPr>
           <w:sz w:val="20"/>
           <w:szCs w:val="20"/>
         </w:rPr>
@@ -1581,42 +1691,10 @@
       </w:r>
       <w:r>
         <w:rPr>
-          <w:b/>
-          <w:bCs/>
-          <w:sz w:val="20"/>
-          <w:szCs w:val="20"/>
-        </w:rPr>
-        <w:t>Tech – Computer Science &amp; Engineering</w:t>
-      </w:r>
-      <w:r>
-        <w:rPr>
-          <w:b/>
-          <w:bCs/>
-          <w:sz w:val="20"/>
-          <w:szCs w:val="20"/>
-        </w:rPr>
-        <w:t xml:space="preserve"> | </w:t>
-      </w:r>
-      <w:r>
-        <w:rPr>
-          <w:sz w:val="20"/>
-          <w:szCs w:val="20"/>
-        </w:rPr>
-        <w:t>Ajay Kumar Garg Engineering College, Ghaziabad</w:t>
-      </w:r>
-      <w:r>
-        <w:rPr>
-          <w:sz w:val="20"/>
-          <w:szCs w:val="20"/>
-        </w:rPr>
-        <w:t xml:space="preserve"> | </w:t>
-      </w:r>
-      <w:r>
-        <w:rPr>
-          <w:sz w:val="20"/>
-          <w:szCs w:val="20"/>
-        </w:rPr>
-        <w:t>2016 – 2020 | CGPA: 8.41</w:t>
+          <w:sz w:val="20"/>
+          <w:szCs w:val="20"/>
+        </w:rPr>
+        <w:br/>
       </w:r>
     </w:p>
     <w:p>
@@ -1626,6 +1704,99 @@
           <w:bCs/>
         </w:rPr>
       </w:pPr>
+      <w:r>
+        <w:rPr>
+          <w:b/>
+          <w:bCs/>
+        </w:rPr>
+        <w:t>EDUCATION</w:t>
+      </w:r>
+      <w:r>
+        <w:rPr>
+          <w:b/>
+          <w:bCs/>
+        </w:rPr>
+        <w:t>_____________________________________________________________________</w:t>
+      </w:r>
+    </w:p>
+    <w:p>
+      <w:pPr>
+        <w:rPr>
+          <w:sz w:val="20"/>
+          <w:szCs w:val="20"/>
+        </w:rPr>
+      </w:pPr>
+      <w:r>
+        <w:rPr>
+          <w:b/>
+          <w:bCs/>
+          <w:sz w:val="20"/>
+          <w:szCs w:val="20"/>
+        </w:rPr>
+        <w:t>B.</w:t>
+      </w:r>
+      <w:r>
+        <w:rPr>
+          <w:b/>
+          <w:bCs/>
+          <w:sz w:val="20"/>
+          <w:szCs w:val="20"/>
+        </w:rPr>
+        <w:t xml:space="preserve"> </w:t>
+      </w:r>
+      <w:r>
+        <w:rPr>
+          <w:b/>
+          <w:bCs/>
+          <w:sz w:val="20"/>
+          <w:szCs w:val="20"/>
+        </w:rPr>
+        <w:t>Tech – Computer Science &amp; Engineering</w:t>
+      </w:r>
+      <w:r>
+        <w:rPr>
+          <w:b/>
+          <w:bCs/>
+          <w:sz w:val="20"/>
+          <w:szCs w:val="20"/>
+        </w:rPr>
+        <w:t xml:space="preserve"> | </w:t>
+      </w:r>
+      <w:r>
+        <w:rPr>
+          <w:sz w:val="20"/>
+          <w:szCs w:val="20"/>
+        </w:rPr>
+        <w:t>Ajay Kumar Garg Engineering College, Ghaziabad</w:t>
+      </w:r>
+      <w:r>
+        <w:rPr>
+          <w:sz w:val="20"/>
+          <w:szCs w:val="20"/>
+        </w:rPr>
+        <w:t xml:space="preserve"> | </w:t>
+      </w:r>
+      <w:r>
+        <w:rPr>
+          <w:sz w:val="20"/>
+          <w:szCs w:val="20"/>
+        </w:rPr>
+        <w:t>2016 – 2020 | CGPA: 8.41</w:t>
+      </w:r>
+      <w:r>
+        <w:rPr>
+          <w:sz w:val="20"/>
+          <w:szCs w:val="20"/>
+        </w:rPr>
+        <w:br/>
+      </w:r>
+      <w:r>
+        <w:rPr>
+          <w:sz w:val="20"/>
+          <w:szCs w:val="20"/>
+        </w:rPr>
+        <w:br/>
+      </w:r>
       <w:r>
         <w:rPr>
           <w:b/>
@@ -1678,7 +1849,7 @@
           <w:sz w:val="20"/>
           <w:szCs w:val="20"/>
         </w:rPr>
-        <w:t>Recognized for resolving critical production incidents and ensuring high availability of business-critical applications.</w:t>
+        <w:t xml:space="preserve">Recognized for resolving critical production incidents and ensuring high availability of business-critical applications. </w:t>
       </w:r>
     </w:p>
     <w:sectPr>
@@ -3561,6 +3732,57 @@
     </w:lvl>
   </w:abstractNum>
   <w:abstractNum w:abstractNumId="14" w15:restartNumberingAfterBreak="0">
+    <w:nsid w:val="5CD07DFC"/>
+    <w:multiLevelType w:val="hybridMultilevel"/>
+    <w:tmpl w:val="FFFFFFFF"/>
+    <w:lvl w:ilvl="0" w:tplc="FFFFFFFF">
+      <w:start w:val="1"/>
+      <w:numFmt w:val="bullet"/>
+      <w:lvlText w:val="•"/>
+      <w:lvlJc w:val="left"/>
+    </w:lvl>
+    <w:lvl w:ilvl="1" w:tplc="FFFFFFFF">
+      <w:numFmt w:val="decimal"/>
+      <w:lvlText w:val=""/>
+      <w:lvlJc w:val="left"/>
+    </w:lvl>
+    <w:lvl w:ilvl="2" w:tplc="FFFFFFFF">
+      <w:numFmt w:val="decimal"/>
+      <w:lvlText w:val=""/>
+      <w:lvlJc w:val="left"/>
+    </w:lvl>
+    <w:lvl w:ilvl="3" w:tplc="FFFFFFFF">
+      <w:numFmt w:val="decimal"/>
+      <w:lvlText w:val=""/>
+      <w:lvlJc w:val="left"/>
+    </w:lvl>
+    <w:lvl w:ilvl="4" w:tplc="FFFFFFFF">
+      <w:numFmt w:val="decimal"/>
+      <w:lvlText w:val=""/>
+      <w:lvlJc w:val="left"/>
+    </w:lvl>
+    <w:lvl w:ilvl="5" w:tplc="FFFFFFFF">
+      <w:numFmt w:val="decimal"/>
+      <w:lvlText w:val=""/>
+      <w:lvlJc w:val="left"/>
+    </w:lvl>
+    <w:lvl w:ilvl="6" w:tplc="FFFFFFFF">
+      <w:numFmt w:val="decimal"/>
+      <w:lvlText w:val=""/>
+      <w:lvlJc w:val="left"/>
+    </w:lvl>
+    <w:lvl w:ilvl="7" w:tplc="FFFFFFFF">
+      <w:numFmt w:val="decimal"/>
+      <w:lvlText w:val=""/>
+      <w:lvlJc w:val="left"/>
+    </w:lvl>
+    <w:lvl w:ilvl="8" w:tplc="FFFFFFFF">
+      <w:numFmt w:val="decimal"/>
+      <w:lvlText w:val=""/>
+      <w:lvlJc w:val="left"/>
+    </w:lvl>
+  </w:abstractNum>
+  <w:abstractNum w:abstractNumId="15" w15:restartNumberingAfterBreak="0">
     <w:nsid w:val="610E1E21"/>
     <w:multiLevelType w:val="multilevel"/>
     <w:tmpl w:val="15CA6190"/>
@@ -3709,7 +3931,7 @@
       </w:rPr>
     </w:lvl>
   </w:abstractNum>
-  <w:abstractNum w:abstractNumId="15" w15:restartNumberingAfterBreak="0">
+  <w:abstractNum w:abstractNumId="16" w15:restartNumberingAfterBreak="0">
     <w:nsid w:val="679636AF"/>
     <w:multiLevelType w:val="multilevel"/>
     <w:tmpl w:val="27286FC0"/>
@@ -3858,7 +4080,7 @@
       </w:rPr>
     </w:lvl>
   </w:abstractNum>
-  <w:abstractNum w:abstractNumId="16" w15:restartNumberingAfterBreak="0">
+  <w:abstractNum w:abstractNumId="17" w15:restartNumberingAfterBreak="0">
     <w:nsid w:val="7E486BE5"/>
     <w:multiLevelType w:val="multilevel"/>
     <w:tmpl w:val="0B9EEBC8"/>
@@ -4011,7 +4233,7 @@
     <w:abstractNumId w:val="3"/>
   </w:num>
   <w:num w:numId="2" w16cid:durableId="1468276339">
-    <w:abstractNumId w:val="15"/>
+    <w:abstractNumId w:val="16"/>
   </w:num>
   <w:num w:numId="3" w16cid:durableId="1059792496">
     <w:abstractNumId w:val="13"/>
@@ -4032,10 +4254,10 @@
     <w:abstractNumId w:val="8"/>
   </w:num>
   <w:num w:numId="9" w16cid:durableId="644896052">
-    <w:abstractNumId w:val="14"/>
+    <w:abstractNumId w:val="15"/>
   </w:num>
   <w:num w:numId="10" w16cid:durableId="1869025180">
-    <w:abstractNumId w:val="16"/>
+    <w:abstractNumId w:val="17"/>
   </w:num>
   <w:num w:numId="11" w16cid:durableId="1665084042">
     <w:abstractNumId w:val="0"/>
@@ -4057,6 +4279,9 @@
   </w:num>
   <w:num w:numId="17" w16cid:durableId="133564658">
     <w:abstractNumId w:val="2"/>
+  </w:num>
+  <w:num w:numId="18" w16cid:durableId="361515237">
+    <w:abstractNumId w:val="14"/>
   </w:num>
 </w:numbering>
 </file>
@@ -4461,6 +4686,7 @@
   <w:style w:type="paragraph" w:default="1" w:styleId="Normal">
     <w:name w:val="Normal"/>
     <w:qFormat/>
+    <w:rsid w:val="00FF2638"/>
   </w:style>
   <w:style w:type="paragraph" w:styleId="Heading1">
     <w:name w:val="heading 1"/>
@@ -4469,7 +4695,7 @@
     <w:link w:val="Heading1Char"/>
     <w:uiPriority w:val="9"/>
     <w:qFormat/>
-    <w:rsid w:val="00D20E05"/>
+    <w:rsid w:val="00E908F9"/>
     <w:pPr>
       <w:keepNext/>
       <w:keepLines/>
@@ -4492,7 +4718,7 @@
     <w:semiHidden/>
     <w:unhideWhenUsed/>
     <w:qFormat/>
-    <w:rsid w:val="00D20E05"/>
+    <w:rsid w:val="00E908F9"/>
     <w:pPr>
       <w:keepNext/>
       <w:keepLines/>
@@ -4515,7 +4741,7 @@
     <w:semiHidden/>
     <w:unhideWhenUsed/>
     <w:qFormat/>
-    <w:rsid w:val="00D20E05"/>
+    <w:rsid w:val="00E908F9"/>
     <w:pPr>
       <w:keepNext/>
       <w:keepLines/>
@@ -4538,7 +4764,7 @@
     <w:semiHidden/>
     <w:unhideWhenUsed/>
     <w:qFormat/>
-    <w:rsid w:val="00D20E05"/>
+    <w:rsid w:val="00E908F9"/>
     <w:pPr>
       <w:keepNext/>
       <w:keepLines/>
@@ -4561,7 +4787,7 @@
     <w:semiHidden/>
     <w:unhideWhenUsed/>
     <w:qFormat/>
-    <w:rsid w:val="00D20E05"/>
+    <w:rsid w:val="00E908F9"/>
     <w:pPr>
       <w:keepNext/>
       <w:keepLines/>
@@ -4582,7 +4808,7 @@
     <w:semiHidden/>
     <w:unhideWhenUsed/>
     <w:qFormat/>
-    <w:rsid w:val="00D20E05"/>
+    <w:rsid w:val="00E908F9"/>
     <w:pPr>
       <w:keepNext/>
       <w:keepLines/>
@@ -4605,7 +4831,7 @@
     <w:semiHidden/>
     <w:unhideWhenUsed/>
     <w:qFormat/>
-    <w:rsid w:val="00D20E05"/>
+    <w:rsid w:val="00E908F9"/>
     <w:pPr>
       <w:keepNext/>
       <w:keepLines/>
@@ -4626,7 +4852,7 @@
     <w:semiHidden/>
     <w:unhideWhenUsed/>
     <w:qFormat/>
-    <w:rsid w:val="00D20E05"/>
+    <w:rsid w:val="00E908F9"/>
     <w:pPr>
       <w:keepNext/>
       <w:keepLines/>
@@ -4649,7 +4875,7 @@
     <w:semiHidden/>
     <w:unhideWhenUsed/>
     <w:qFormat/>
-    <w:rsid w:val="00D20E05"/>
+    <w:rsid w:val="00E908F9"/>
     <w:pPr>
       <w:keepNext/>
       <w:keepLines/>
@@ -4664,7 +4890,6 @@
   <w:style w:type="character" w:default="1" w:styleId="DefaultParagraphFont">
     <w:name w:val="Default Paragraph Font"/>
     <w:uiPriority w:val="1"/>
-    <w:semiHidden/>
     <w:unhideWhenUsed/>
   </w:style>
   <w:style w:type="table" w:default="1" w:styleId="TableNormal">
@@ -4693,7 +4918,7 @@
     <w:basedOn w:val="DefaultParagraphFont"/>
     <w:link w:val="Heading1"/>
     <w:uiPriority w:val="9"/>
-    <w:rsid w:val="00D20E05"/>
+    <w:rsid w:val="00E908F9"/>
     <w:rPr>
       <w:rFonts w:asciiTheme="majorHAnsi" w:eastAsiaTheme="majorEastAsia" w:hAnsiTheme="majorHAnsi" w:cstheme="majorBidi"/>
       <w:color w:val="0F4761" w:themeColor="accent1" w:themeShade="BF"/>
@@ -4707,7 +4932,7 @@
     <w:link w:val="Heading2"/>
     <w:uiPriority w:val="9"/>
     <w:semiHidden/>
-    <w:rsid w:val="00D20E05"/>
+    <w:rsid w:val="00E908F9"/>
     <w:rPr>
       <w:rFonts w:asciiTheme="majorHAnsi" w:eastAsiaTheme="majorEastAsia" w:hAnsiTheme="majorHAnsi" w:cstheme="majorBidi"/>
       <w:color w:val="0F4761" w:themeColor="accent1" w:themeShade="BF"/>
@@ -4721,7 +4946,7 @@
     <w:link w:val="Heading3"/>
     <w:uiPriority w:val="9"/>
     <w:semiHidden/>
-    <w:rsid w:val="00D20E05"/>
+    <w:rsid w:val="00E908F9"/>
     <w:rPr>
       <w:rFonts w:eastAsiaTheme="majorEastAsia" w:cstheme="majorBidi"/>
       <w:color w:val="0F4761" w:themeColor="accent1" w:themeShade="BF"/>
@@ -4735,7 +4960,7 @@
     <w:link w:val="Heading4"/>
     <w:uiPriority w:val="9"/>
     <w:semiHidden/>
-    <w:rsid w:val="00D20E05"/>
+    <w:rsid w:val="00E908F9"/>
     <w:rPr>
       <w:rFonts w:eastAsiaTheme="majorEastAsia" w:cstheme="majorBidi"/>
       <w:i/>
@@ -4749,7 +4974,7 @@
     <w:link w:val="Heading5"/>
     <w:uiPriority w:val="9"/>
     <w:semiHidden/>
-    <w:rsid w:val="00D20E05"/>
+    <w:rsid w:val="00E908F9"/>
     <w:rPr>
       <w:rFonts w:eastAsiaTheme="majorEastAsia" w:cstheme="majorBidi"/>
       <w:color w:val="0F4761" w:themeColor="accent1" w:themeShade="BF"/>
@@ -4761,7 +4986,7 @@
     <w:link w:val="Heading6"/>
     <w:uiPriority w:val="9"/>
     <w:semiHidden/>
-    <w:rsid w:val="00D20E05"/>
+    <w:rsid w:val="00E908F9"/>
     <w:rPr>
       <w:rFonts w:eastAsiaTheme="majorEastAsia" w:cstheme="majorBidi"/>
       <w:i/>
@@ -4775,7 +5000,7 @@
     <w:link w:val="Heading7"/>
     <w:uiPriority w:val="9"/>
     <w:semiHidden/>
-    <w:rsid w:val="00D20E05"/>
+    <w:rsid w:val="00E908F9"/>
     <w:rPr>
       <w:rFonts w:eastAsiaTheme="majorEastAsia" w:cstheme="majorBidi"/>
       <w:color w:val="595959" w:themeColor="text1" w:themeTint="A6"/>
@@ -4787,7 +5012,7 @@
     <w:link w:val="Heading8"/>
     <w:uiPriority w:val="9"/>
     <w:semiHidden/>
-    <w:rsid w:val="00D20E05"/>
+    <w:rsid w:val="00E908F9"/>
     <w:rPr>
       <w:rFonts w:eastAsiaTheme="majorEastAsia" w:cstheme="majorBidi"/>
       <w:i/>
@@ -4801,7 +5026,7 @@
     <w:link w:val="Heading9"/>
     <w:uiPriority w:val="9"/>
     <w:semiHidden/>
-    <w:rsid w:val="00D20E05"/>
+    <w:rsid w:val="00E908F9"/>
     <w:rPr>
       <w:rFonts w:eastAsiaTheme="majorEastAsia" w:cstheme="majorBidi"/>
       <w:color w:val="272727" w:themeColor="text1" w:themeTint="D8"/>
@@ -4814,7 +5039,7 @@
     <w:link w:val="TitleChar"/>
     <w:uiPriority w:val="10"/>
     <w:qFormat/>
-    <w:rsid w:val="00D20E05"/>
+    <w:rsid w:val="00E908F9"/>
     <w:pPr>
       <w:spacing w:after="80" w:line="240" w:lineRule="auto"/>
       <w:contextualSpacing/>
@@ -4832,7 +5057,7 @@
     <w:basedOn w:val="DefaultParagraphFont"/>
     <w:link w:val="Title"/>
     <w:uiPriority w:val="10"/>
-    <w:rsid w:val="00D20E05"/>
+    <w:rsid w:val="00E908F9"/>
     <w:rPr>
       <w:rFonts w:asciiTheme="majorHAnsi" w:eastAsiaTheme="majorEastAsia" w:hAnsiTheme="majorHAnsi" w:cstheme="majorBidi"/>
       <w:spacing w:val="-10"/>
@@ -4848,7 +5073,7 @@
     <w:link w:val="SubtitleChar"/>
     <w:uiPriority w:val="11"/>
     <w:qFormat/>
-    <w:rsid w:val="00D20E05"/>
+    <w:rsid w:val="00E908F9"/>
     <w:pPr>
       <w:numPr>
         <w:ilvl w:val="1"/>
@@ -4867,7 +5092,7 @@
     <w:basedOn w:val="DefaultParagraphFont"/>
     <w:link w:val="Subtitle"/>
     <w:uiPriority w:val="11"/>
-    <w:rsid w:val="00D20E05"/>
+    <w:rsid w:val="00E908F9"/>
     <w:rPr>
       <w:rFonts w:eastAsiaTheme="majorEastAsia" w:cstheme="majorBidi"/>
       <w:color w:val="595959" w:themeColor="text1" w:themeTint="A6"/>
@@ -4883,7 +5108,7 @@
     <w:link w:val="QuoteChar"/>
     <w:uiPriority w:val="29"/>
     <w:qFormat/>
-    <w:rsid w:val="00D20E05"/>
+    <w:rsid w:val="00E908F9"/>
     <w:pPr>
       <w:spacing w:before="160"/>
       <w:jc w:val="center"/>
@@ -4899,7 +5124,7 @@
     <w:basedOn w:val="DefaultParagraphFont"/>
     <w:link w:val="Quote"/>
     <w:uiPriority w:val="29"/>
-    <w:rsid w:val="00D20E05"/>
+    <w:rsid w:val="00E908F9"/>
     <w:rPr>
       <w:i/>
       <w:iCs/>
@@ -4922,7 +5147,7 @@
     <w:basedOn w:val="DefaultParagraphFont"/>
     <w:uiPriority w:val="21"/>
     <w:qFormat/>
-    <w:rsid w:val="00D20E05"/>
+    <w:rsid w:val="00E908F9"/>
     <w:rPr>
       <w:i/>
       <w:iCs/>
@@ -4936,7 +5161,7 @@
     <w:link w:val="IntenseQuoteChar"/>
     <w:uiPriority w:val="30"/>
     <w:qFormat/>
-    <w:rsid w:val="00D20E05"/>
+    <w:rsid w:val="00E908F9"/>
     <w:pPr>
       <w:pBdr>
         <w:top w:val="single" w:sz="4" w:space="10" w:color="0F4761" w:themeColor="accent1" w:themeShade="BF"/>
@@ -4957,7 +5182,7 @@
     <w:basedOn w:val="DefaultParagraphFont"/>
     <w:link w:val="IntenseQuote"/>
     <w:uiPriority w:val="30"/>
-    <w:rsid w:val="00D20E05"/>
+    <w:rsid w:val="00E908F9"/>
     <w:rPr>
       <w:i/>
       <w:iCs/>
@@ -4969,7 +5194,7 @@
     <w:basedOn w:val="DefaultParagraphFont"/>
     <w:uiPriority w:val="32"/>
     <w:qFormat/>
-    <w:rsid w:val="00D20E05"/>
+    <w:rsid w:val="00E908F9"/>
     <w:rPr>
       <w:b/>
       <w:bCs/>
@@ -5048,10 +5273,105 @@
     <w:basedOn w:val="DefaultParagraphFont"/>
     <w:uiPriority w:val="22"/>
     <w:qFormat/>
-    <w:rsid w:val="00DC5686"/>
+    <w:rsid w:val="00E908F9"/>
     <w:rPr>
       <w:b/>
       <w:bCs/>
+    </w:rPr>
+  </w:style>
+  <w:style w:type="paragraph" w:styleId="Caption">
+    <w:name w:val="caption"/>
+    <w:basedOn w:val="Normal"/>
+    <w:next w:val="Normal"/>
+    <w:uiPriority w:val="35"/>
+    <w:semiHidden/>
+    <w:unhideWhenUsed/>
+    <w:qFormat/>
+    <w:rsid w:val="00E908F9"/>
+    <w:pPr>
+      <w:spacing w:after="200" w:line="240" w:lineRule="auto"/>
+    </w:pPr>
+    <w:rPr>
+      <w:i/>
+      <w:iCs/>
+      <w:color w:val="0E2841" w:themeColor="text2"/>
+      <w:sz w:val="18"/>
+      <w:szCs w:val="18"/>
+    </w:rPr>
+  </w:style>
+  <w:style w:type="character" w:styleId="Emphasis">
+    <w:name w:val="Emphasis"/>
+    <w:basedOn w:val="DefaultParagraphFont"/>
+    <w:uiPriority w:val="20"/>
+    <w:qFormat/>
+    <w:rsid w:val="00E908F9"/>
+    <w:rPr>
+      <w:i/>
+      <w:iCs/>
+    </w:rPr>
+  </w:style>
+  <w:style w:type="paragraph" w:styleId="NoSpacing">
+    <w:name w:val="No Spacing"/>
+    <w:uiPriority w:val="1"/>
+    <w:qFormat/>
+    <w:rsid w:val="00E908F9"/>
+    <w:pPr>
+      <w:spacing w:after="0" w:line="240" w:lineRule="auto"/>
+    </w:pPr>
+  </w:style>
+  <w:style w:type="character" w:styleId="SubtleEmphasis">
+    <w:name w:val="Subtle Emphasis"/>
+    <w:basedOn w:val="DefaultParagraphFont"/>
+    <w:uiPriority w:val="19"/>
+    <w:qFormat/>
+    <w:rsid w:val="00E908F9"/>
+    <w:rPr>
+      <w:i/>
+      <w:iCs/>
+      <w:color w:val="404040" w:themeColor="text1" w:themeTint="BF"/>
+    </w:rPr>
+  </w:style>
+  <w:style w:type="character" w:styleId="SubtleReference">
+    <w:name w:val="Subtle Reference"/>
+    <w:basedOn w:val="DefaultParagraphFont"/>
+    <w:uiPriority w:val="31"/>
+    <w:qFormat/>
+    <w:rsid w:val="00E908F9"/>
+    <w:rPr>
+      <w:smallCaps/>
+      <w:color w:val="5A5A5A" w:themeColor="text1" w:themeTint="A5"/>
+    </w:rPr>
+  </w:style>
+  <w:style w:type="character" w:styleId="BookTitle">
+    <w:name w:val="Book Title"/>
+    <w:basedOn w:val="DefaultParagraphFont"/>
+    <w:uiPriority w:val="33"/>
+    <w:qFormat/>
+    <w:rsid w:val="00E908F9"/>
+    <w:rPr>
+      <w:b/>
+      <w:bCs/>
+      <w:i/>
+      <w:iCs/>
+      <w:spacing w:val="5"/>
+    </w:rPr>
+  </w:style>
+  <w:style w:type="paragraph" w:styleId="TOCHeading">
+    <w:name w:val="TOC Heading"/>
+    <w:basedOn w:val="Heading1"/>
+    <w:next w:val="Normal"/>
+    <w:uiPriority w:val="39"/>
+    <w:semiHidden/>
+    <w:unhideWhenUsed/>
+    <w:qFormat/>
+    <w:rsid w:val="00E908F9"/>
+    <w:pPr>
+      <w:spacing w:before="240" w:after="0"/>
+      <w:outlineLvl w:val="9"/>
+    </w:pPr>
+    <w:rPr>
+      <w:sz w:val="32"/>
+      <w:szCs w:val="32"/>
     </w:rPr>
   </w:style>
 </w:styles>

--- a/knowledge-base/Ravi_Verma_Resume.docx
+++ b/knowledge-base/Ravi_Verma_Resume.docx
@@ -33,18 +33,11 @@
       <w:r>
         <w:t xml:space="preserve"> | Generative AI</w:t>
       </w:r>
-      <w:r>
-        <w:br/>
-      </w:r>
-      <w:r>
-        <w:rPr>
-          <w:rFonts w:ascii="Segoe UI Emoji" w:hAnsi="Segoe UI Emoji" w:cs="Segoe UI Emoji"/>
-        </w:rPr>
-        <w:t>📞</w:t>
-      </w:r>
-      <w:r>
-        <w:t xml:space="preserve"> +91 8953537586 | </w:t>
-      </w:r>
+    </w:p>
+    <w:p>
+      <w:pPr>
+        <w:jc w:val="center"/>
+      </w:pPr>
       <w:r>
         <w:rPr>
           <w:rFonts w:ascii="Segoe UI Emoji" w:hAnsi="Segoe UI Emoji" w:cs="Segoe UI Emoji"/>
@@ -1312,46 +1305,7 @@
           <w:lang w:eastAsia="en-US"/>
           <w14:ligatures w14:val="standardContextual"/>
         </w:rPr>
-        <w:t>P</w:t>
-      </w:r>
-      <w:r>
-        <w:rPr>
-          <w:rFonts w:asciiTheme="minorHAnsi" w:eastAsiaTheme="minorHAnsi" w:hAnsiTheme="minorHAnsi" w:cstheme="minorBidi"/>
-          <w:b/>
-          <w:bCs/>
-          <w:kern w:val="2"/>
-          <w:sz w:val="20"/>
-          <w:szCs w:val="20"/>
-          <w:lang w:eastAsia="en-US"/>
-          <w14:ligatures w14:val="standardContextual"/>
-        </w:rPr>
-        <w:t xml:space="preserve">rompt </w:t>
-      </w:r>
-      <w:r>
-        <w:rPr>
-          <w:rFonts w:asciiTheme="minorHAnsi" w:eastAsiaTheme="minorHAnsi" w:hAnsiTheme="minorHAnsi" w:cstheme="minorBidi"/>
-          <w:b/>
-          <w:bCs/>
-          <w:kern w:val="2"/>
-          <w:sz w:val="20"/>
-          <w:szCs w:val="20"/>
-          <w:lang w:eastAsia="en-US"/>
-          <w14:ligatures w14:val="standardContextual"/>
-        </w:rPr>
-        <w:t>E</w:t>
-      </w:r>
-      <w:r>
-        <w:rPr>
-          <w:rFonts w:asciiTheme="minorHAnsi" w:eastAsiaTheme="minorHAnsi" w:hAnsiTheme="minorHAnsi" w:cstheme="minorBidi"/>
-          <w:b/>
-          <w:bCs/>
-          <w:kern w:val="2"/>
-          <w:sz w:val="20"/>
-          <w:szCs w:val="20"/>
-          <w:lang w:eastAsia="en-US"/>
-          <w14:ligatures w14:val="standardContextual"/>
-        </w:rPr>
-        <w:t>ngineering and LLM integration</w:t>
+        <w:t>Prompt Engineering and LLM integration</w:t>
       </w:r>
       <w:r>
         <w:rPr>
@@ -4890,6 +4844,7 @@
   <w:style w:type="character" w:default="1" w:styleId="DefaultParagraphFont">
     <w:name w:val="Default Paragraph Font"/>
     <w:uiPriority w:val="1"/>
+    <w:semiHidden/>
     <w:unhideWhenUsed/>
   </w:style>
   <w:style w:type="table" w:default="1" w:styleId="TableNormal">
